--- a/rapports/16_02_2026/TRAORE/coh_EQ19_sup_112202010023.docx
+++ b/rapports/16_02_2026/TRAORE/coh_EQ19_sup_112202010023.docx
@@ -25,7 +25,7 @@
         <w:br/>
         <w:t>Grappe: 112202010023</w:t>
         <w:br/>
-        <w:t>Date: 16/02/2026 a 12:40</w:t>
+        <w:t>Date: 16/02/2026 a 12:58</w:t>
       </w:r>
     </w:p>
     <w:p/>

--- a/rapports/16_02_2026/TRAORE/coh_EQ19_sup_112202010023.docx
+++ b/rapports/16_02_2026/TRAORE/coh_EQ19_sup_112202010023.docx
@@ -25,7 +25,7 @@
         <w:br/>
         <w:t>Grappe: 112202010023</w:t>
         <w:br/>
-        <w:t>Date: 16/02/2026 a 12:58</w:t>
+        <w:t>Date: 16/02/2026 a 13:05</w:t>
       </w:r>
     </w:p>
     <w:p/>
@@ -934,7 +934,7 @@
         <w:br/>
         <w:t xml:space="preserve">- Peu probable! DIEYNABA DIALLO  n'arrive pas  à comprendre un petit texte lu dans une langue locale (s02q03). Veuillez corriger ou donner des explications au QG. Peu probable! DIEYNABA DIALLO  ne sait ni lire, ni écrire, ni comprendre dans aucune des langues  (s02q01,s02q02,s02q03). Veuillez corriger ou donner des explications au QG. </w:t>
         <w:br/>
-        <w:t xml:space="preserve">- Peu probable! Diary BAKAYOKO  n'arrive pas  à comprendre un petit texte lu dans une langue locale (s02q03). Veuillez corriger ou donner des explications au QG. Dans les milieux urbains c'est peu probable de voir une école dont les élèves ou étudiants ne dépensent pas en frais d'uniformes, prière de verifier pour Diary BAKAYOKO et corriger ou confirmer avec le QG. Attention ! Le frais de scolarité (1000 Fcfa) de Diary BAKAYOKO en 5ème année de Primaire est relativement faible par rapport aux autres frais de scolarités observés dans cette zone. Prière de corriger ou de confirmer avec le QG. </w:t>
+        <w:t xml:space="preserve">- Peu probable! Diary BAKAYOKO  n'arrive pas  à comprendre un petit texte lu dans une langue locale (s02q03). Veuillez corriger ou donner des explications au QG. Dans les milieux urbains c'est peu probable de voir une école dont les élèves ou étudiants ne dépensent pas en frais d'uniformes, prière de verifier pour Diary BAKAYOKO et corriger ou confirmer avec le QG. </w:t>
         <w:br/>
         <w:t xml:space="preserve">- Peu probable! HABSATOU BAKAYOKO  n'arrive pas  à comprendre un petit texte lu dans une langue locale (s02q03). Veuillez corriger ou donner des explications au QG. Peu probable! HABSATOU BAKAYOKO  ne sait ni lire, ni écrire, ni comprendre dans aucune des langues  (s02q01,s02q02,s02q03). Veuillez corriger ou donner des explications au QG. </w:t>
         <w:br/>
@@ -1057,7 +1057,7 @@
         <w:rPr>
           <w:sz w:val="20"/>
         </w:rPr>
-        <w:t>- La dernière fois que vous avez acheté Lait caillé est quiosque et semble exister dans les modalités, prière de prendre attache avec le QG pour plus d'explication afin de la classer bien. Attention ! Le prix unitaire d'achat (250 Fcfa) de Feuilles de patate en Sachets (Moyen) est relativement élevé par rapport aux autres prix observés dans cette zone. Prière de corriger ou de confirmer avec le QG. Attention ! Le prix unitaire d'achat (500 Fcfa) de Choux en Morceau (Portion) (Moyen) est relativement élevé par rapport aux autres prix observés dans cette zone. Prière de corriger ou de confirmer avec le QG. Attention ! Le prix unitaire d'achat (750 Fcfa) de Feuilles de Epinar en Tas (Moyen) est relativement élevé par rapport aux autres prix observés dans cette zone. Prière de corriger ou de confirmer avec le QG. Avertissement!! La quantité (14 litre) du produit Huile de soja  consommée  par le ménage semble très élevé, prière de corriger ou confirmer avec le QG. Avertissement!!! Le ménage a consommé 14 Paquet Petit de Thé en sachet, cette quantité semble anormale pour une consommation des 7 derniers jours.Prière de corriger ou de confirmer avec le QG. Avertissement!! le prix unitaire (125 Fcfa) de Thé en sachet (unité: Paquet) de taille Petit est très faible ou élevé. Prière de corriger ou de confirmer avec le QG. Avertissement!!! Le ménage a consommé 21 Kg taille unique de Sucre en poudre , cette quantité semble anormale pour une consommation des 7 derniers jours.Prière de corriger ou de confirmer avec le QG. Avertissement!!! Le ménage a consommé 8 Morceau (Portion) Petit de Mâchoiron séchée (Kon), cette quantité semble anormale pour une consommation des 7 derniers jours.Prière de corriger ou de confirmer avec le QG. Avertissement!!!Le ménage a consommé 147 miche de Petit de Pain traditionnel (Baguette)  ce qui semble incoherent pour une consommation aucours des 7 derniers jours, prière de verifier et corriger. Attention ! Le prix unitaire d'achat (125 Fcfa) de Pain traditionnel (Baguette) en miche (Petit) est relativement élevé par rapport aux autres prix observés dans cette zone. Prière de corriger ou de confirmer avec le QG.</w:t>
+        <w:t>- La dernière fois que vous avez acheté Lait caillé est quiosque et semble exister dans les modalités, prière de prendre attache avec le QG pour plus d'explication afin de la classer bien. Attention ! Le prix unitaire d'achat (250 Fcfa) de Feuilles de patate en Sachets (Moyen) est relativement élevé par rapport aux autres prix observés dans cette zone. Prière de corriger ou de confirmer avec le QG. Attention ! Le prix unitaire d'achat (500 Fcfa) de Choux en Morceau (Portion) (Moyen) est relativement élevé par rapport aux autres prix observés dans cette zone. Prière de corriger ou de confirmer avec le QG. Attention ! Le prix unitaire d'achat (750 Fcfa) de Feuilles de Epinar en Tas (Moyen) est relativement élevé par rapport aux autres prix observés dans cette zone. Prière de corriger ou de confirmer avec le QG. Avertissement!! La quantité (14 litre) du produit Huile de soja  consommée  par le ménage semble très élevé, prière de corriger ou confirmer avec le QG. Avertissement!!! Le ménage a consommé 14 Paquet Petit de Thé en sachet, cette quantité semble anormale pour une consommation des 7 derniers jours.Prière de corriger ou de confirmer avec le QG. Avertissement!! le prix unitaire (125 Fcfa) de Thé en sachet (unité: Paquet) de taille Petit est très faible ou élevé. Prière de corriger ou de confirmer avec le QG. Attention ! Le prix unitaire d'achat (125 Fcfa) de Thé en sachet en Paquet (Petit) est relativement élevé par rapport aux autres prix observés dans cette zone. Prière de corriger ou de confirmer avec le QG. Avertissement!!! Le ménage a consommé 21 Kg taille unique de Sucre en poudre , cette quantité semble anormale pour une consommation des 7 derniers jours.Prière de corriger ou de confirmer avec le QG. Avertissement!!! Le ménage a consommé 8 Morceau (Portion) Petit de Mâchoiron séchée (Kon), cette quantité semble anormale pour une consommation des 7 derniers jours.Prière de corriger ou de confirmer avec le QG. Avertissement!!!Le ménage a consommé 147 miche de Petit de Pain traditionnel (Baguette)  ce qui semble incoherent pour une consommation aucours des 7 derniers jours, prière de verifier et corriger. Attention ! Le prix unitaire d'achat (125 Fcfa) de Pain traditionnel (Baguette) en miche (Petit) est relativement élevé par rapport aux autres prix observés dans cette zone. Prière de corriger ou de confirmer avec le QG.</w:t>
       </w:r>
     </w:p>
     <w:p>
@@ -1297,6 +1297,8 @@
           <w:sz w:val="20"/>
         </w:rPr>
         <w:t xml:space="preserve">- Attention ! Hache/pioche a été revendu à 6000 Fcfa qui est relativement élevé par rapport aux autres prix de revente observés dans cette zone. Prière de corriger ou de confirmer avec le QG. </w:t>
+        <w:br/>
+        <w:t xml:space="preserve">- Attention ! Herse a été revendu à 1500 Fcfa qui est relativement élevé par rapport aux autres prix de revente observés dans cette zone. Prière de corriger ou de confirmer avec le QG. </w:t>
         <w:br/>
         <w:t xml:space="preserve">- Avertissement!! L'âge (35 ans)  de Charrettes dans ce ménage semble être élevé, prière de corriger ou confirmer avec le QG. </w:t>
         <w:br/>
@@ -1814,7 +1816,7 @@
         <w:rPr>
           <w:sz w:val="20"/>
         </w:rPr>
-        <w:t>- Attention ! Le prix unitaire d'achat (125 Fcfa) de Pain traditionnel (Baguette) en miche (Moyen) est relativement élevé par rapport aux autres prix observés dans cette zone. Prière de corriger ou de confirmer avec le QG. Attention ! Le prix unitaire d'achat (200 Fcfa) de Choux en Morceau (Portion) (Petit) est relativement élevé par rapport aux autres prix observés dans cette zone. Prière de corriger ou de confirmer avec le QG. Attention ! Le prix unitaire d'achat (25 Fcfa) de Poivre en Sachets (Petit) est relativement faible par rapport aux autres prix observés dans cette zone. Prière de corriger ou de confirmer avec le QG. Avertissement!!! Le ménage a consommé 7 Paquet Petit de Thé en sachet, cette quantité semble anormale pour une consommation des 7 derniers jours.Prière de corriger ou de confirmer avec le QG. Avertissement!! le prix unitaire (100 Fcfa) de Thé en sachet (unité: Paquet) de taille Petit est très faible ou élevé. Prière de corriger ou de confirmer avec le QG. Difficile de consommer le Sel en Kg taille unique prière de verifier. Attention ! Le prix unitaire d'achat (400 Fcfa) de Sel en Sachets (Petit) est relativement élevé par rapport aux autres prix observés dans cette zone. Prière de corriger ou de confirmer avec le QG. Incohérence!! Dans ce ménage, chaque individus consomme par jour 27.243 Kg  de cereale; Prière de revoir les quantités prises de ces produits.</w:t>
+        <w:t>- Attention ! Le prix unitaire d'achat (100 Fcfa) de Piment frais en Pièce (Moyen) est relativement élevé par rapport aux autres prix observés dans cette zone. Prière de corriger ou de confirmer avec le QG. Attention ! Le prix unitaire d'achat (125 Fcfa) de Pain traditionnel (Baguette) en miche (Moyen) est relativement élevé par rapport aux autres prix observés dans cette zone. Prière de corriger ou de confirmer avec le QG. Attention ! Le prix unitaire d'achat (25 Fcfa) de Poivre en Sachets (Petit) est relativement faible par rapport aux autres prix observés dans cette zone. Prière de corriger ou de confirmer avec le QG. Avertissement!!! Le ménage a consommé 7 Paquet Petit de Thé en sachet, cette quantité semble anormale pour une consommation des 7 derniers jours.Prière de corriger ou de confirmer avec le QG. Avertissement!! le prix unitaire (100 Fcfa) de Thé en sachet (unité: Paquet) de taille Petit est très faible ou élevé. Prière de corriger ou de confirmer avec le QG. Difficile de consommer le Sel en Kg taille unique prière de verifier. Attention ! Le prix unitaire d'achat (400 Fcfa) de Sel en Sachets (Petit) est relativement élevé par rapport aux autres prix observés dans cette zone. Prière de corriger ou de confirmer avec le QG. Incohérence!! Dans ce ménage, chaque individus consomme par jour 43.97514 Kg  de cereale; Prière de revoir les quantités prises de ces produits.</w:t>
       </w:r>
     </w:p>
     <w:p>
@@ -2450,7 +2452,7 @@
         <w:rPr>
           <w:sz w:val="20"/>
         </w:rPr>
-        <w:t xml:space="preserve">- Avertissement!!! L'âge de HAWA NIANG avec son niveau d'étude ( Secondaire général ou technique) semble incoherent, veuillez confirmer cette information avec le QG ou corriger l'incohérence. </w:t>
+        <w:t xml:space="preserve">- Avertissement!!! L'âge de HAWA NIANG avec son niveau d'étude ( Secondaire général ou technique) semble incoherent, veuillez confirmer cette information avec le QG ou corriger l'incohérence. Attention ! Le frais de scolarité (5000 Fcfa) de HAWA NIANG en 3ème année de Secondaire 2 Général est relativement faible par rapport aux autres frais de scolarités observés dans cette zone. Prière de corriger ou de confirmer avec le QG. </w:t>
         <w:br/>
         <w:t xml:space="preserve">- Peu probable! ABDOURAHMANE 2 BA  n'arrive pas  à comprendre un petit texte lu dans une langue locale (s02q03). Veuillez corriger ou donner des explications au QG. Peu probable! ABDOURAHMANE 2 BA  ne sait ni lire, ni écrire, ni comprendre dans aucune des langues  (s02q01,s02q02,s02q03). Veuillez corriger ou donner des explications au QG. La raison principale que ABDOURAHMANE 2 BA n'a pas fait des études dans une école formelle est pas mature et semble exister dans les modalités, prière de prendre attache avec le QG pour plus d'explication afin de la classer bien. </w:t>
         <w:br/>
@@ -2484,7 +2486,7 @@
         <w:br/>
         <w:t xml:space="preserve">- Peu probable! MAMADOU DAHIROU BA  n'arrive pas  à comprendre un petit texte lu dans une langue locale (s02q03). Veuillez corriger ou donner des explications au QG. Peu probable! MAMADOU DAHIROU BA  ne sait ni lire, ni écrire, ni comprendre dans aucune des langues  (s02q01,s02q02,s02q03). Veuillez corriger ou donner des explications au QG. </w:t>
         <w:br/>
-        <w:t xml:space="preserve">- Peu probable! MOUNTAGA BA  n'arrive pas  à comprendre un petit texte lu dans une langue locale (s02q03). Veuillez corriger ou donner des explications au QG. Dans les milieux urbains c'est peu probable de voir une école dont les élèves ou étudiants ne dépensent pas en frais d'uniformes, prière de verifier pour MOUNTAGA BA et corriger ou confirmer avec le QG. </w:t>
+        <w:t xml:space="preserve">- Peu probable! MOUNTAGA BA  n'arrive pas  à comprendre un petit texte lu dans une langue locale (s02q03). Veuillez corriger ou donner des explications au QG. Dans les milieux urbains c'est peu probable de voir une école dont les élèves ou étudiants ne dépensent pas en frais d'uniformes, prière de verifier pour MOUNTAGA BA et corriger ou confirmer avec le QG. Attention ! Le frais de scolarité (9000 Fcfa) de MOUNTAGA BA en 6ème année de Primaire est relativement élevé par rapport aux autres frais de scolarités observés dans cette zone. Prière de corriger ou de confirmer avec le QG. </w:t>
         <w:br/>
         <w:t xml:space="preserve">- Peu probable! OUSMANE BA  n'arrive pas  à comprendre un petit texte lu dans une langue locale (s02q03). Veuillez corriger ou donner des explications au QG. Peu probable! OUSMANE BA  ne sait ni lire, ni écrire, ni comprendre dans aucune des langues  (s02q01,s02q02,s02q03). Veuillez corriger ou donner des explications au QG. </w:t>
         <w:br/>
@@ -2596,7 +2598,7 @@
         <w:rPr>
           <w:sz w:val="20"/>
         </w:rPr>
-        <w:t>- La dernière fois que vous avez acheté Arachides pilées est ETAL DU VOISIN et semble exister dans les modalités, prière de prendre attache avec le QG pour plus d'explication afin de la classer bien.  La dernière fois que vous avez acheté Arôme (Maggi, Jumbo, etc.) est ETAL DU VOISIN et semble exister dans les modalités, prière de prendre attache avec le QG pour plus d'explication afin de la classer bien.  La dernière fois que vous avez acheté Cube alimentaire (Maggi, Jumbo, ) est ETAL DU VOISIN et semble exister dans les modalités, prière de prendre attache avec le QG pour plus d'explication afin de la classer bien.  La dernière fois que vous avez acheté Lait caillé est Quiosque et semble exister dans les modalités, prière de prendre attache avec le QG pour plus d'explication afin de la classer bien.  La dernière fois que vous avez acheté Lait en poudre est Quiosque et semble exister dans les modalités, prière de prendre attache avec le QG pour plus d'explication afin de la classer bien.  La dernière fois que vous avez acheté Piment séché est ETAL DU VOISIN et semble exister dans les modalités, prière de prendre attache avec le QG pour plus d'explication afin de la classer bien.  La dernière fois que vous avez acheté Tamarin noir est ETAL DU VOISIN et semble exister dans les modalités, prière de prendre attache avec le QG pour plus d'explication afin de la classer bien. Attention ! Le prix unitaire d'achat (125 Fcfa) de Pain traditionnel (Baguette) en miche (Petit) est relativement élevé par rapport aux autres prix observés dans cette zone. Prière de corriger ou de confirmer avec le QG. Avertissement!!! Le ménage a consommé 35 Tas Petit de Feuilles de Epinar, cette quantité semble anormale pour une consommation des 7 derniers jours.Prière de corriger ou de confirmer avec le QG. Avertissement!!! Le ménage a consommé 4 Paquet Petit de Thé en sachet, cette quantité semble anormale pour une consommation des 7 derniers jours.Prière de corriger ou de confirmer avec le QG. Avertissement!! le prix unitaire (100 Fcfa) de Thé en sachet (unité: Paquet) de taille Petit est très faible ou élevé. Prière de corriger ou de confirmer avec le QG. Avertissement!!!Le ménage a consommé 84 miche de Petit de Pain moderne (Baguette)  ce qui semble incoherent pour une consommation aucours des 7 derniers jours, prière de verifier et corriger. Incohérence!! Dans ce ménage, chaque individus consomme par jour 9.836957 Kg  de cereale; Prière de revoir les quantités prises de ces produits.</w:t>
+        <w:t>- La dernière fois que vous avez acheté Arachides pilées est ETAL DU VOISIN et semble exister dans les modalités, prière de prendre attache avec le QG pour plus d'explication afin de la classer bien.  La dernière fois que vous avez acheté Arôme (Maggi, Jumbo, etc.) est ETAL DU VOISIN et semble exister dans les modalités, prière de prendre attache avec le QG pour plus d'explication afin de la classer bien.  La dernière fois que vous avez acheté Cube alimentaire (Maggi, Jumbo, ) est ETAL DU VOISIN et semble exister dans les modalités, prière de prendre attache avec le QG pour plus d'explication afin de la classer bien.  La dernière fois que vous avez acheté Lait caillé est Quiosque et semble exister dans les modalités, prière de prendre attache avec le QG pour plus d'explication afin de la classer bien.  La dernière fois que vous avez acheté Lait en poudre est Quiosque et semble exister dans les modalités, prière de prendre attache avec le QG pour plus d'explication afin de la classer bien.  La dernière fois que vous avez acheté Tamarin noir est ETAL DU VOISIN et semble exister dans les modalités, prière de prendre attache avec le QG pour plus d'explication afin de la classer bien. Attention ! Le prix unitaire d'achat (100 Fcfa) de Piment séché en Sachets (Petit) est relativement élevé par rapport aux autres prix observés dans cette zone. Prière de corriger ou de confirmer avec le QG.  La dernière fois que vous avez acheté Piment séché est ETAL DU VOISIN et semble exister dans les modalités, prière de prendre attache avec le QG pour plus d'explication afin de la classer bien. Attention ! Le prix unitaire d'achat (125 Fcfa) de Pain traditionnel (Baguette) en miche (Petit) est relativement élevé par rapport aux autres prix observés dans cette zone. Prière de corriger ou de confirmer avec le QG. Attention ! Le prix unitaire d'achat (200 Fcfa) de Carotte en Pièce (Moyen) est relativement élevé par rapport aux autres prix observés dans cette zone. Prière de corriger ou de confirmer avec le QG. Avertissement!!! Le ménage a consommé 35 Tas Petit de Feuilles de Epinar, cette quantité semble anormale pour une consommation des 7 derniers jours.Prière de corriger ou de confirmer avec le QG. Avertissement!!! Le ménage a consommé 4 Paquet Petit de Thé en sachet, cette quantité semble anormale pour une consommation des 7 derniers jours.Prière de corriger ou de confirmer avec le QG. Avertissement!! le prix unitaire (100 Fcfa) de Thé en sachet (unité: Paquet) de taille Petit est très faible ou élevé. Prière de corriger ou de confirmer avec le QG. Avertissement!!!Le ménage a consommé 84 miche de Petit de Pain moderne (Baguette)  ce qui semble incoherent pour une consommation aucours des 7 derniers jours, prière de verifier et corriger. Incohérence!! Dans ce ménage, chaque individus consomme par jour 16.64752 Kg  de cereale; Prière de revoir les quantités prises de ces produits.</w:t>
       </w:r>
     </w:p>
     <w:p>
@@ -2727,6 +2729,27 @@
           <w:sz w:val="20"/>
         </w:rPr>
         <w:t>- La surface récoltée est plus petite que la surface plantée sur cette parcelle (16C.13=OUI) et le pourcentage de la parcelle qui a été perdue est de 0%, cela étant impossible prière de corriger merci.</w:t>
+      </w:r>
+    </w:p>
+    <w:p>
+      <w:r>
+        <w:rPr>
+          <w:b/>
+          <w:color w:val="4672C4"/>
+          <w:sz w:val="22"/>
+        </w:rPr>
+        <w:t>&gt;&gt; Section19 - Equipements agricoles</w:t>
+      </w:r>
+    </w:p>
+    <w:p>
+      <w:pPr>
+        <w:ind w:left="283"/>
+      </w:pPr>
+      <w:r>
+        <w:rPr>
+          <w:sz w:val="20"/>
+        </w:rPr>
+        <w:t>- Attention ! Herse a été revendu à 1500 Fcfa qui est relativement élevé par rapport aux autres prix de revente observés dans cette zone. Prière de corriger ou de confirmer avec le QG.</w:t>
       </w:r>
     </w:p>
     <w:p>
@@ -3242,7 +3265,7 @@
         <w:rPr>
           <w:sz w:val="20"/>
         </w:rPr>
-        <w:t>- Avertissement!!! Le ménage a consommé 10 Tas Petit de Poisson frais type 11, cette quantité semble anormale pour une consommation des 7 derniers jours.Prière de corriger ou de confirmer avec le QG. Avertissement!!! Le ménage a consommé 7 Paquet Tres petit de Thé en sachet, cette quantité semble anormale pour une consommation des 7 derniers jours.Prière de corriger ou de confirmer avec le QG. Avertissement!! le prix unitaire (125 Fcfa) de Thé en sachet (unité: Paquet) de taille Tres petit est très faible ou élevé. Prière de corriger ou de confirmer avec le QG. Avertissement!!! Le ménage a consommé 8 Morceau (Portion) Petit de Carpe séchée, cette quantité semble anormale pour une consommation des 7 derniers jours.Prière de corriger ou de confirmer avec le QG. Avertissement!!!Le ménage a consommé 48 miche de Moyen de Pain traditionnel (Baguette)  ce qui semble incoherent pour une consommation aucours des 7 derniers jours, prière de verifier et corriger. Attention ! Le prix unitaire d'achat (125 Fcfa) de Pain traditionnel (Baguette) en miche (Moyen) est relativement élevé par rapport aux autres prix observés dans cette zone. Prière de corriger ou de confirmer avec le QG. Difficile de consommer le Sel en Boite (Autre que la boite/pot de tomate) Moyen prière de verifier. Incohérence!! Dans ce ménage, chaque individus consomme par jour 11.82376 Kg  de cereale; Prière de revoir les quantités prises de ces produits. Incohérence!! Dans ce ménage, chaque individus consomme par jour 11.82376 Kg  de cereale; Prière de revoir les quantités prises de ces produits.</w:t>
+        <w:t>- Attention ! Le prix unitaire d'achat (100 Fcfa) de Poireau en Tas (Petit) est relativement élevé par rapport aux autres prix observés dans cette zone. Prière de corriger ou de confirmer avec le QG. Attention ! Le prix unitaire d'achat (500 Fcfa) de Poivre en Sachets (Moyen) est relativement élevé par rapport aux autres prix observés dans cette zone. Prière de corriger ou de confirmer avec le QG. Avertissement!!! Le ménage a consommé 10 Tas Petit de Poisson frais type 11, cette quantité semble anormale pour une consommation des 7 derniers jours.Prière de corriger ou de confirmer avec le QG. Avertissement!!! Le ménage a consommé 7 Paquet Tres petit de Thé en sachet, cette quantité semble anormale pour une consommation des 7 derniers jours.Prière de corriger ou de confirmer avec le QG. Avertissement!! le prix unitaire (125 Fcfa) de Thé en sachet (unité: Paquet) de taille Tres petit est très faible ou élevé. Prière de corriger ou de confirmer avec le QG. Attention ! Le prix unitaire d'achat (125 Fcfa) de Thé en sachet en Paquet (Tres petit) est relativement élevé par rapport aux autres prix observés dans cette zone. Prière de corriger ou de confirmer avec le QG. Avertissement!!! Le ménage a consommé 8 Morceau (Portion) Petit de Carpe séchée, cette quantité semble anormale pour une consommation des 7 derniers jours.Prière de corriger ou de confirmer avec le QG. Avertissement!!!Le ménage a consommé 48 miche de Moyen de Pain traditionnel (Baguette)  ce qui semble incoherent pour une consommation aucours des 7 derniers jours, prière de verifier et corriger. Attention ! Le prix unitaire d'achat (125 Fcfa) de Pain traditionnel (Baguette) en miche (Moyen) est relativement élevé par rapport aux autres prix observés dans cette zone. Prière de corriger ou de confirmer avec le QG. Difficile de consommer le Sel en Boite (Autre que la boite/pot de tomate) Moyen prière de verifier. Incohérence!! Dans ce ménage, chaque individus consomme par jour 20.90165 Kg  de cereale; Prière de revoir les quantités prises de ces produits. Incohérence!! Dans ce ménage, chaque individus consomme par jour 20.90165 Kg  de cereale; Prière de revoir les quantités prises de ces produits.</w:t>
       </w:r>
     </w:p>
     <w:p>
@@ -3955,7 +3978,7 @@
         <w:rPr>
           <w:sz w:val="20"/>
         </w:rPr>
-        <w:t>- Attention ! Le prix unitaire d'achat (100 Fcfa) de Oignon frais en Pièce (Moyen) est relativement élevé par rapport aux autres prix observés dans cette zone. Prière de corriger ou de confirmer avec le QG. Attention ! Le prix unitaire d'achat (125 Fcfa) de Pain traditionnel (Baguette) en miche (Petit) est relativement élevé par rapport aux autres prix observés dans cette zone. Prière de corriger ou de confirmer avec le QG. Attention ! Le prix unitaire d'achat (300 Fcfa) de Niébé/Haricots secs en Sachets (Petit) est relativement élevé par rapport aux autres prix observés dans cette zone. Prière de corriger ou de confirmer avec le QG. Attention ! Le prix unitaire d'achat (350 Fcfa) de Piment séché en Sachets (Tres petit) est relativement élevé par rapport aux autres prix observés dans cette zone. Prière de corriger ou de confirmer avec le QG. Attention ! Le prix unitaire d'achat (500 Fcfa) de Lait en poudre en Sachets (Petit) est relativement élevé par rapport aux autres prix observés dans cette zone. Prière de corriger ou de confirmer avec le QG. Avertissement!! La quantité (14 litre) du produit Huile de soja  consommée  par le ménage semble très élevé, prière de corriger ou confirmer avec le QG. Avertissement!!! Le ménage a consommé 7 Paquet Tres petit de Thé en sachet, cette quantité semble anormale pour une consommation des 7 derniers jours.Prière de corriger ou de confirmer avec le QG. Avertissement!! le prix unitaire (125 Fcfa) de Thé en sachet (unité: Paquet) de taille Tres petit est très faible ou élevé. Prière de corriger ou de confirmer avec le QG. Avertissement!!! Le ménage a consommé 9 Tas Moyen de Capitaine frais, cette quantité semble anormale pour une consommation des 7 derniers jours.Prière de corriger ou de confirmer avec le QG. Incohérence!! Dans ce ménage, chaque individus consomme par jour 56.82714 Kg  de cereale; Prière de revoir les quantités prises de ces produits. Le prix d'achat unitaire (270 Fcfa) de Maïs en grain en Sac (50 Kg) de taille taille unique est très faible, prière de regarder les reponses prises dans les questions s07bq07a s07bq07b s07bq07c s07bq08 pour mieux corriger. Incohérence!! Dans ce ménage, chaque individus consomme par jour 56.82714 Kg  de cereale; Prière de revoir les quantités prises de ces produits. Le prix d'achat unitaire (400 Fcfa) de Riz importé parfumé en Sac (50 Kg) de taille taille unique est très faible, prière de regarder les reponses prises dans les questions s07bq07a s07bq07b s07bq07c s07bq08 pour mieux corriger. Attention ! Le prix unitaire d'achat (400 Fcfa) de Riz importé parfumé en Sac (50 Kg) (taille unique) est relativement faible par rapport aux autres prix observés dans cette zone. Prière de corriger ou de confirmer avec le QG.</w:t>
+        <w:t>- Attention ! Le prix unitaire d'achat (100 Fcfa) de Oignon frais en Pièce (Moyen) est relativement élevé par rapport aux autres prix observés dans cette zone. Prière de corriger ou de confirmer avec le QG. Attention ! Le prix unitaire d'achat (125 Fcfa) de Pain traditionnel (Baguette) en miche (Petit) est relativement élevé par rapport aux autres prix observés dans cette zone. Prière de corriger ou de confirmer avec le QG. Attention ! Le prix unitaire d'achat (300 Fcfa) de Niébé/Haricots secs en Sachets (Petit) est relativement élevé par rapport aux autres prix observés dans cette zone. Prière de corriger ou de confirmer avec le QG. Attention ! Le prix unitaire d'achat (350 Fcfa) de Piment séché en Sachets (Tres petit) est relativement élevé par rapport aux autres prix observés dans cette zone. Prière de corriger ou de confirmer avec le QG. Attention ! Le prix unitaire d'achat (500 Fcfa) de Lait en poudre en Sachets (Petit) est relativement élevé par rapport aux autres prix observés dans cette zone. Prière de corriger ou de confirmer avec le QG. Avertissement!! La quantité (14 litre) du produit Huile de soja  consommée  par le ménage semble très élevé, prière de corriger ou confirmer avec le QG. Avertissement!!! Le ménage a consommé 7 Paquet Tres petit de Thé en sachet, cette quantité semble anormale pour une consommation des 7 derniers jours.Prière de corriger ou de confirmer avec le QG. Avertissement!! le prix unitaire (125 Fcfa) de Thé en sachet (unité: Paquet) de taille Tres petit est très faible ou élevé. Prière de corriger ou de confirmer avec le QG. Attention ! Le prix unitaire d'achat (125 Fcfa) de Thé en sachet en Paquet (Tres petit) est relativement élevé par rapport aux autres prix observés dans cette zone. Prière de corriger ou de confirmer avec le QG. Avertissement!!! Le ménage a consommé 9 Tas Moyen de Capitaine frais, cette quantité semble anormale pour une consommation des 7 derniers jours.Prière de corriger ou de confirmer avec le QG. Incohérence!! Dans ce ménage, chaque individus consomme par jour 107.7332 Kg  de cereale; Prière de revoir les quantités prises de ces produits. Le prix d'achat unitaire (270 Fcfa) de Maïs en grain en Sac (50 Kg) de taille taille unique est très faible, prière de regarder les reponses prises dans les questions s07bq07a s07bq07b s07bq07c s07bq08 pour mieux corriger. Attention ! Le prix unitaire d'achat (270 Fcfa) de Maïs en grain en Sac (50 Kg) (taille unique) est relativement faible par rapport aux autres prix observés dans cette zone. Prière de corriger ou de confirmer avec le QG. Incohérence!! Dans ce ménage, chaque individus consomme par jour 107.7332 Kg  de cereale; Prière de revoir les quantités prises de ces produits. Le prix d'achat unitaire (400 Fcfa) de Riz importé parfumé en Sac (50 Kg) de taille taille unique est très faible, prière de regarder les reponses prises dans les questions s07bq07a s07bq07b s07bq07c s07bq08 pour mieux corriger. Attention ! Le prix unitaire d'achat (400 Fcfa) de Riz importé parfumé en Sac (50 Kg) (taille unique) est relativement faible par rapport aux autres prix observés dans cette zone. Prière de corriger ou de confirmer avec le QG.</w:t>
       </w:r>
     </w:p>
     <w:p>
@@ -4538,8 +4561,6 @@
         </w:rPr>
         <w:t xml:space="preserve">- Avertissement!!!  Djiby Sall  ne possède pas le téléphone android, n'utilise régulièrement pas un téléphone appartenant à une autre personne mais a accès à l'internet, merci de confirmer cette information avec le QG. L'utilisations de l'internet  de Djiby Sall est Jeux et semble exister dans les modalités, prière de prendre attache avec le QG pour plus d'explication afin de la classer bien. </w:t>
         <w:br/>
-        <w:t xml:space="preserve">- Attention ! Le montant (4200 Fcfa) dépensé ou reçu en cadeau pour les recharges internet ou de forfaits de données mobiles(hors appels vocaux), aucours des 30 derniers jours de  DEMBA SALL est relativement élevé par rapport aux autres montants depansés observés dans cette zone. Prière de corriger ou de confirmer avec le QG. </w:t>
-        <w:br/>
         <w:t xml:space="preserve">- Les informations sur l'acte de naissance (ni Jours, ni mois et ni années) de  ABDOURAHMANE SALL  manquent, s'il vous plait pouvez-vous fournir d'effort pour avoir ces informations. </w:t>
         <w:br/>
         <w:t xml:space="preserve">- Les informations sur l'acte de naissance (ni Jours, ni mois et ni années) de  Coumba Sall  manquent, s'il vous plait pouvez-vous fournir d'effort pour avoir ces informations. Attention ! Le montant (6000 Fcfa) dépensé ou reçu en cadeau pour les cartes prépayées, les transferts de crédit et les abonnements de  Coumba Sall est relativement élevé par rapport aux autres montants depansés observés dans cette zone. Prière de corriger ou de confirmer avec le QG. </w:t>
@@ -4569,6 +4590,8 @@
         <w:rPr>
           <w:sz w:val="20"/>
         </w:rPr>
+        <w:t xml:space="preserve">- Attention ! Le frais de scolarité (13500 Fcfa) de HOUDA SALL en 3ème année de Secondaire 2 Général est relativement élevé par rapport aux autres frais de scolarités observés dans cette zone. Prière de corriger ou de confirmer avec le QG. </w:t>
+        <w:br/>
         <w:t xml:space="preserve">- La raison principale que MAMADOU SALL n'a pas fait des études dans une école formelle est VOYAGE et semble exister dans les modalités, prière de prendre attache avec le QG pour plus d'explication afin de la classer bien. </w:t>
         <w:br/>
         <w:t xml:space="preserve">- Peu probable! ABDOURAHMANE SALL  n'arrive pas  à comprendre un petit texte lu dans une langue locale (s02q03). Veuillez corriger ou donner des explications au QG. Peu probable! ABDOURAHMANE SALL  ne sait ni lire, ni écrire, ni comprendre dans aucune des langues  (s02q01,s02q02,s02q03). Veuillez corriger ou donner des explications au QG. </w:t>
@@ -4579,7 +4602,7 @@
         <w:br/>
         <w:t xml:space="preserve">- Peu probable! Coumba Sall  n'arrive pas  à comprendre un petit texte lu dans une langue locale (s02q03). Veuillez corriger ou donner des explications au QG. Peu probable! Coumba Sall  ne sait ni lire, ni écrire, ni comprendre dans aucune des langues  (s02q01,s02q02,s02q03). Veuillez corriger ou donner des explications au QG. </w:t>
         <w:br/>
-        <w:t xml:space="preserve">- Peu probable! DAOUDA Sall  n'arrive pas  à comprendre un petit texte lu dans une langue locale (s02q03). Veuillez corriger ou donner des explications au QG. Dans les milieux urbains c'est peu probable de voir une école dont les élèves ou étudiants ne dépensent pas en frais d'uniformes, prière de verifier pour DAOUDA Sall et corriger ou confirmer avec le QG. </w:t>
+        <w:t xml:space="preserve">- Peu probable! DAOUDA Sall  n'arrive pas  à comprendre un petit texte lu dans une langue locale (s02q03). Veuillez corriger ou donner des explications au QG. Dans les milieux urbains c'est peu probable de voir une école dont les élèves ou étudiants ne dépensent pas en frais d'uniformes, prière de verifier pour DAOUDA Sall et corriger ou confirmer avec le QG. Attention ! Le frais de scolarité (9000 Fcfa) de DAOUDA Sall en 6ème année de Primaire est relativement élevé par rapport aux autres frais de scolarités observés dans cette zone. Prière de corriger ou de confirmer avec le QG. </w:t>
         <w:br/>
         <w:t xml:space="preserve">- Peu probable! DEMBA SALL  n'arrive pas  à comprendre un petit texte lu dans une langue locale (s02q03). Veuillez corriger ou donner des explications au QG. Avertissement!!! L'âge de DEMBA SALL avec son niveau d'étude (Fondamental 2) semble incoherent, veuillez confirmer cette information avec le QG ou corriger l'incohérence. </w:t>
         <w:br/>
@@ -4670,7 +4693,7 @@
         <w:rPr>
           <w:sz w:val="20"/>
         </w:rPr>
-        <w:t>- Attention ! Le prix unitaire d'achat (100 Fcfa) de Poivre en Sachets (Petit) est relativement élevé par rapport aux autres prix observés dans cette zone. Prière de corriger ou de confirmer avec le QG. Attention ! Le prix unitaire d'achat (400 Fcfa) de Choux en Pièce (Moyen) est relativement élevé par rapport aux autres prix observés dans cette zone. Prière de corriger ou de confirmer avec le QG. Avertissement!! La quantité (21 litre) du produit Huile de soja  consommée  par le ménage semble très élevé, prière de corriger ou confirmer avec le QG. Attention ! Soupçons de quantité anormale! Le ménage de COUMBA SALL avec une taille de 14 personnes a consommé 21 Litre en taille unique de Huile de soja  qui est relativement élevé comme consommation par rapport à la condition de vie des autres ménages de même taille dans cette zone. Prière de corriger ou de confirmer avec le QG. Avertissement!!! Le ménage a consommé 10 Paquet Petit de Thé en sachet, cette quantité semble anormale pour une consommation des 7 derniers jours.Prière de corriger ou de confirmer avec le QG. Avertissement!! le prix unitaire (125 Fcfa) de Thé en sachet (unité: Paquet) de taille Petit est très faible ou élevé. Prière de corriger ou de confirmer avec le QG. Avertissement!!! Le ménage a consommé 42 Cube Petit de Cube alimentaire (Maggi, Jumbo, ), cette quantité semble anormale pour une consommation des 7 derniers jours.Prière de corriger ou de confirmer avec le QG. Attention ! Soupçons de quantité anormale! Le ménage de COUMBA SALL avec une taille de 14 personnes a consommé 42 Cube en Petit de Cube alimentaire (Maggi, Jumbo, ) qui est relativement élevé comme consommation par rapport à la condition de vie des autres ménages de même taille dans cette zone. Prière de corriger ou de confirmer avec le QG. Avertissement!!!Le ménage a consommé 84 miche de Petit de Pain moderne (Baguette)  ce qui semble incoherent pour une consommation aucours des 7 derniers jours, prière de verifier et corriger. Incohérence!! Dans ce ménage, chaque individus consomme par jour 17.33388 Kg  de cereale; Prière de revoir les quantités prises de ces produits. Incohérence!! Dans ce ménage, chaque individus consomme par jour 17.33388 Kg  de cereale; Prière de revoir les quantités prises de ces produits. Le ménage a consommé Courgette mais les informations sur la quantité, l'unité ou la taille ne sont pas renseignées.Prière de renseigner.</w:t>
+        <w:t>- Attention ! Le prix unitaire d'achat (100 Fcfa) de Poireau en Tas (Petit) est relativement élevé par rapport aux autres prix observés dans cette zone. Prière de corriger ou de confirmer avec le QG. Attention ! Le prix unitaire d'achat (100 Fcfa) de Poivre en Sachets (Petit) est relativement élevé par rapport aux autres prix observés dans cette zone. Prière de corriger ou de confirmer avec le QG. Attention ! Le prix unitaire d'achat (200 Fcfa) de Aubergine sauvage  en Tas (Petit) est relativement élevé par rapport aux autres prix observés dans cette zone. Prière de corriger ou de confirmer avec le QG. Attention ! Le prix unitaire d'achat (200 Fcfa) de Carotte en Pièce (Moyen) est relativement élevé par rapport aux autres prix observés dans cette zone. Prière de corriger ou de confirmer avec le QG. Attention ! Le prix unitaire d'achat (400 Fcfa) de Choux en Pièce (Moyen) est relativement élevé par rapport aux autres prix observés dans cette zone. Prière de corriger ou de confirmer avec le QG. Avertissement!! La quantité (21 litre) du produit Huile de soja  consommée  par le ménage semble très élevé, prière de corriger ou confirmer avec le QG. Attention ! Soupçons de quantité anormale! Le ménage de COUMBA SALL avec une taille de 14 personnes a consommé 21 Litre en taille unique de Huile de soja  qui est relativement élevé comme consommation par rapport à la condition de vie des autres ménages de même taille dans cette zone. Prière de corriger ou de confirmer avec le QG. Avertissement!!! Le ménage a consommé 10 Paquet Petit de Thé en sachet, cette quantité semble anormale pour une consommation des 7 derniers jours.Prière de corriger ou de confirmer avec le QG. Avertissement!! le prix unitaire (125 Fcfa) de Thé en sachet (unité: Paquet) de taille Petit est très faible ou élevé. Prière de corriger ou de confirmer avec le QG. Attention ! Le prix unitaire d'achat (125 Fcfa) de Thé en sachet en Paquet (Petit) est relativement élevé par rapport aux autres prix observés dans cette zone. Prière de corriger ou de confirmer avec le QG. Avertissement!!! Le ménage a consommé 42 Cube Petit de Cube alimentaire (Maggi, Jumbo, ), cette quantité semble anormale pour une consommation des 7 derniers jours.Prière de corriger ou de confirmer avec le QG. Attention ! Soupçons de quantité anormale! Le ménage de COUMBA SALL avec une taille de 14 personnes a consommé 42 Cube en Petit de Cube alimentaire (Maggi, Jumbo, ) qui est relativement élevé comme consommation par rapport à la condition de vie des autres ménages de même taille dans cette zone. Prière de corriger ou de confirmer avec le QG. Avertissement!!!Le ménage a consommé 84 miche de Petit de Pain moderne (Baguette)  ce qui semble incoherent pour une consommation aucours des 7 derniers jours, prière de verifier et corriger. Incohérence!! Dans ce ménage, chaque individus consomme par jour 28.11286 Kg  de cereale; Prière de revoir les quantités prises de ces produits. Incohérence!! Dans ce ménage, chaque individus consomme par jour 28.11286 Kg  de cereale; Prière de revoir les quantités prises de ces produits. Le ménage a consommé Courgette mais les informations sur la quantité, l'unité ou la taille ne sont pas renseignées.Prière de renseigner.</w:t>
       </w:r>
     </w:p>
     <w:p>
@@ -5408,7 +5431,7 @@
         <w:rPr>
           <w:sz w:val="20"/>
         </w:rPr>
-        <w:t>- Attention ! Le prix unitaire d'achat (100 Fcfa) de Poivre en Sachets (Petit) est relativement élevé par rapport aux autres prix observés dans cette zone. Prière de corriger ou de confirmer avec le QG. Avertissement!!! Le ménage a consommé 10 Pièce Petit de Carpe séchée, cette quantité semble anormale pour une consommation des 7 derniers jours.Prière de corriger ou de confirmer avec le QG. Avertissement!!! Le ménage a consommé 10 Tas Petit de Poisson frais type 11, cette quantité semble anormale pour une consommation des 7 derniers jours.Prière de corriger ou de confirmer avec le QG. Avertissement!!! Le ménage a consommé 7 Paquet Petit de Thé en sachet, cette quantité semble anormale pour une consommation des 7 derniers jours.Prière de corriger ou de confirmer avec le QG. Avertissement!! le prix unitaire (125 Fcfa) de Thé en sachet (unité: Paquet) de taille Petit est très faible ou élevé. Prière de corriger ou de confirmer avec le QG. Avertissement!!!Le ménage a consommé 84 miche de Moyen de Pain traditionnel (Baguette)  ce qui semble incoherent pour une consommation aucours des 7 derniers jours, prière de verifier et corriger. Attention ! Le prix unitaire d'achat (125 Fcfa) de Pain traditionnel (Baguette) en miche (Moyen) est relativement élevé par rapport aux autres prix observés dans cette zone. Prière de corriger ou de confirmer avec le QG. Incohérence!! Dans ce ménage, chaque individus consomme par jour 13.93323 Kg  de cereale; Prière de revoir les quantités prises de ces produits. Incohérence!! Dans ce ménage, chaque individus consomme par jour 13.93323 Kg  de cereale; Prière de revoir les quantités prises de ces produits.</w:t>
+        <w:t>- Attention ! Le prix unitaire d'achat (100 Fcfa) de Piment séché en Sachets (Petit) est relativement élevé par rapport aux autres prix observés dans cette zone. Prière de corriger ou de confirmer avec le QG. Attention ! Le prix unitaire d'achat (100 Fcfa) de Poireau en Tas (Petit) est relativement élevé par rapport aux autres prix observés dans cette zone. Prière de corriger ou de confirmer avec le QG. Attention ! Le prix unitaire d'achat (100 Fcfa) de Poivre en Sachets (Petit) est relativement élevé par rapport aux autres prix observés dans cette zone. Prière de corriger ou de confirmer avec le QG. Avertissement!!! Le ménage a consommé 10 Pièce Petit de Carpe séchée, cette quantité semble anormale pour une consommation des 7 derniers jours.Prière de corriger ou de confirmer avec le QG. Avertissement!!! Le ménage a consommé 10 Tas Petit de Poisson frais type 11, cette quantité semble anormale pour une consommation des 7 derniers jours.Prière de corriger ou de confirmer avec le QG. Avertissement!!! Le ménage a consommé 7 Paquet Petit de Thé en sachet, cette quantité semble anormale pour une consommation des 7 derniers jours.Prière de corriger ou de confirmer avec le QG. Avertissement!! le prix unitaire (125 Fcfa) de Thé en sachet (unité: Paquet) de taille Petit est très faible ou élevé. Prière de corriger ou de confirmer avec le QG. Attention ! Le prix unitaire d'achat (125 Fcfa) de Thé en sachet en Paquet (Petit) est relativement élevé par rapport aux autres prix observés dans cette zone. Prière de corriger ou de confirmer avec le QG. Avertissement!!!Le ménage a consommé 84 miche de Moyen de Pain traditionnel (Baguette)  ce qui semble incoherent pour une consommation aucours des 7 derniers jours, prière de verifier et corriger. Attention ! Le prix unitaire d'achat (125 Fcfa) de Pain traditionnel (Baguette) en miche (Moyen) est relativement élevé par rapport aux autres prix observés dans cette zone. Prière de corriger ou de confirmer avec le QG. Incohérence!! Dans ce ménage, chaque individus consomme par jour 24.10429 Kg  de cereale; Prière de revoir les quantités prises de ces produits. Incohérence!! Dans ce ménage, chaque individus consomme par jour 24.10429 Kg  de cereale; Prière de revoir les quantités prises de ces produits. Attention ! Le prix unitaire d'achat (600 Fcfa) de Mil en Kg (taille unique) est relativement élevé par rapport aux autres prix observés dans cette zone. Prière de corriger ou de confirmer avec le QG.</w:t>
       </w:r>
     </w:p>
     <w:p>
@@ -6168,7 +6191,7 @@
         <w:rPr>
           <w:sz w:val="20"/>
         </w:rPr>
-        <w:t>- La dernière fois que vous avez acheté Lait caillé est KIOSQUE et semble exister dans les modalités, prière de prendre attache avec le QG pour plus d'explication afin de la classer bien.  La dernière fois que vous avez acheté Poulet sur pied est CHEZ LE VOISIN et semble exister dans les modalités, prière de prendre attache avec le QG pour plus d'explication afin de la classer bien. Attention ! Le prix unitaire d'achat (100 Fcfa) de Soumbala (moutarde africaine) en Sachets (Tres petit) est relativement élevé par rapport aux autres prix observés dans cette zone. Prière de corriger ou de confirmer avec le QG. Attention ! Le prix unitaire d'achat (125 Fcfa) de Pain traditionnel (Baguette) en miche (Petit) est relativement élevé par rapport aux autres prix observés dans cette zone. Prière de corriger ou de confirmer avec le QG. Attention ! Le prix unitaire d'achat (200 Fcfa) de Aubergine sauvage  en Pièce (Petit) est relativement élevé par rapport aux autres prix observés dans cette zone. Prière de corriger ou de confirmer avec le QG. Attention ! Le prix unitaire d'achat (200 Fcfa) de Piment frais en Tas (Petit) est relativement élevé par rapport aux autres prix observés dans cette zone. Prière de corriger ou de confirmer avec le QG. Attention ! Le prix unitaire d'achat (3000 Fcfa) de Sucre en poudre  en Kg (taille unique) est relativement élevé par rapport aux autres prix observés dans cette zone. Prière de corriger ou de confirmer avec le QG. Avertissement!!! Le ménage a consommé 1 Bidon 20l taille unique de Huile de soja , cette quantité semble anormale pour une consommation des 7 derniers jours, prière de verifier et corriger. Avertissement!!! Le ménage a consommé 14 Tas Moyen de Capitaine frais, cette quantité semble anormale pour une consommation des 7 derniers jours.Prière de corriger ou de confirmer avec le QG. Avertissement!!! Le ménage a consommé 7 Paquet Petit de Thé en sachet, cette quantité semble anormale pour une consommation des 7 derniers jours.Prière de corriger ou de confirmer avec le QG. Avertissement!! le prix unitaire (150 Fcfa) de Thé en sachet (unité: Paquet) de taille Petit est très faible ou élevé. Prière de corriger ou de confirmer avec le QG. Avertissement!!!Le ménage a consommé 49 Cube de Petit de Cube alimentaire (Maggi, Jumbo, )  ce qui semble incoherent pour une consommation aucours des 7 derniers jours, prière de verifier et corriger. Avertissement!!! Le ménage a consommé 49 Cube Petit de Cube alimentaire (Maggi, Jumbo, ), cette quantité semble anormale pour une consommation des 7 derniers jours.Prière de corriger ou de confirmer avec le QG. Incohérence!! Dans ce ménage, chaque individus consomme par jour 13.97679 Kg  de cereale; Prière de revoir les quantités prises de ces produits. Attention ! Le prix unitaire d'achat (500 Fcfa) de Riz local Gambiaka en Kg (taille unique) est relativement élevé par rapport aux autres prix observés dans cette zone. Prière de corriger ou de confirmer avec le QG. Le prix d'achat unitaire (1 Fcfa) de Oignon frais en Tas de taille Tres petit  est invraisemblable, prière de regarder les reponses prises dans les questions s07bq07a s07bq07b s07bq07c s07bq08 pour mieux corriger. Le prix d'achat unitaire (1300 Fcfa) de Macaroni en Kg de taille taille unique semble élevé, prière de regarder les reponses prises dans les questions s07bq07a s07bq07b s07bq07c s07bq08 pour mieux corriger. Attention ! Le prix unitaire d'achat (1300 Fcfa) de Macaroni en Kg (taille unique) est relativement élevé par rapport aux autres prix observés dans cette zone. Prière de corriger ou de confirmer avec le QG.</w:t>
+        <w:t>- La dernière fois que vous avez acheté Lait caillé est KIOSQUE et semble exister dans les modalités, prière de prendre attache avec le QG pour plus d'explication afin de la classer bien.  La dernière fois que vous avez acheté Poulet sur pied est CHEZ LE VOISIN et semble exister dans les modalités, prière de prendre attache avec le QG pour plus d'explication afin de la classer bien. Attention ! Le prix unitaire d'achat (100 Fcfa) de Feuilles de  Haricot en Tas (Tres petit) est relativement élevé par rapport aux autres prix observés dans cette zone. Prière de corriger ou de confirmer avec le QG. Attention ! Le prix unitaire d'achat (100 Fcfa) de Soumbala (moutarde africaine) en Sachets (Tres petit) est relativement élevé par rapport aux autres prix observés dans cette zone. Prière de corriger ou de confirmer avec le QG. Attention ! Le prix unitaire d'achat (125 Fcfa) de Pain traditionnel (Baguette) en miche (Petit) est relativement élevé par rapport aux autres prix observés dans cette zone. Prière de corriger ou de confirmer avec le QG. Attention ! Le prix unitaire d'achat (200 Fcfa) de Aubergine sauvage  en Pièce (Petit) est relativement élevé par rapport aux autres prix observés dans cette zone. Prière de corriger ou de confirmer avec le QG. Attention ! Le prix unitaire d'achat (200 Fcfa) de Carotte en Pièce (Moyen) est relativement élevé par rapport aux autres prix observés dans cette zone. Prière de corriger ou de confirmer avec le QG. Attention ! Le prix unitaire d'achat (200 Fcfa) de Piment frais en Tas (Petit) est relativement élevé par rapport aux autres prix observés dans cette zone. Prière de corriger ou de confirmer avec le QG. Attention ! Le prix unitaire d'achat (3000 Fcfa) de Sucre en poudre  en Kg (taille unique) est relativement élevé par rapport aux autres prix observés dans cette zone. Prière de corriger ou de confirmer avec le QG. Avertissement!!! Le ménage a consommé 1 Bidon 20l taille unique de Huile de soja , cette quantité semble anormale pour une consommation des 7 derniers jours, prière de verifier et corriger. Avertissement!!! Le ménage a consommé 14 Tas Moyen de Capitaine frais, cette quantité semble anormale pour une consommation des 7 derniers jours.Prière de corriger ou de confirmer avec le QG. Avertissement!!! Le ménage a consommé 7 Paquet Petit de Thé en sachet, cette quantité semble anormale pour une consommation des 7 derniers jours.Prière de corriger ou de confirmer avec le QG. Avertissement!! le prix unitaire (150 Fcfa) de Thé en sachet (unité: Paquet) de taille Petit est très faible ou élevé. Prière de corriger ou de confirmer avec le QG. Attention ! Le prix unitaire d'achat (150 Fcfa) de Thé en sachet en Paquet (Petit) est relativement élevé par rapport aux autres prix observés dans cette zone. Prière de corriger ou de confirmer avec le QG. Avertissement!!!Le ménage a consommé 49 Cube de Petit de Cube alimentaire (Maggi, Jumbo, )  ce qui semble incoherent pour une consommation aucours des 7 derniers jours, prière de verifier et corriger. Avertissement!!! Le ménage a consommé 49 Cube Petit de Cube alimentaire (Maggi, Jumbo, ), cette quantité semble anormale pour une consommation des 7 derniers jours.Prière de corriger ou de confirmer avec le QG. Incohérence!! Dans ce ménage, chaque individus consomme par jour 22.5625 Kg  de cereale; Prière de revoir les quantités prises de ces produits. Attention ! Le prix unitaire d'achat (500 Fcfa) de Riz local Gambiaka en Kg (taille unique) est relativement élevé par rapport aux autres prix observés dans cette zone. Prière de corriger ou de confirmer avec le QG. Le prix d'achat unitaire (1 Fcfa) de Oignon frais en Tas de taille Tres petit  est invraisemblable, prière de regarder les reponses prises dans les questions s07bq07a s07bq07b s07bq07c s07bq08 pour mieux corriger. Le prix d'achat unitaire (1300 Fcfa) de Macaroni en Kg de taille taille unique semble élevé, prière de regarder les reponses prises dans les questions s07bq07a s07bq07b s07bq07c s07bq08 pour mieux corriger. Attention ! Le prix unitaire d'achat (1300 Fcfa) de Macaroni en Kg (taille unique) est relativement élevé par rapport aux autres prix observés dans cette zone. Prière de corriger ou de confirmer avec le QG.</w:t>
       </w:r>
     </w:p>
     <w:p>
@@ -6325,7 +6348,7 @@
         <w:br/>
         <w:t xml:space="preserve">- Le prix de revente de l'article  Lit ne doit pas être égal 0 même si le ménage l'a reçu en cadeau prière de leurs aider à faire une estimations. </w:t>
         <w:br/>
-        <w:t xml:space="preserve">- Le prix de revente de l'article  Matelas simple ne doit pas être égal 0 même si le ménage l'a reçu en cadeau prière de leurs aider à faire une estimations. </w:t>
+        <w:t xml:space="preserve">- Le prix de revente de l'article  Matelas simple ne doit pas être égal 0 même si le ménage l'a reçu en cadeau prière de leurs aider à faire une estimations. Attention ! Matelas simple a été achété à 115000 Fcfa est relativement élevé par rapport aux autres prix d'achat observés dans cette zone. Prière de corriger ou de confirmer avec le QG. </w:t>
         <w:br/>
         <w:t xml:space="preserve">- Le prix de revente de l'article  Réfrigérateur ne doit pas être égal 0 même si le ménage l'a reçu en cadeau prière de leurs aider à faire une estimations. </w:t>
         <w:br/>
@@ -6868,7 +6891,7 @@
         <w:rPr>
           <w:sz w:val="20"/>
         </w:rPr>
-        <w:t>- La dernière fois que vous avez acheté Arachides pilées est PRODUIT PAR LE MENAGE et semble exister dans les modalités, prière de prendre attache avec le QG pour plus d'explication afin de la classer bien.  La dernière fois que vous avez acheté Feuilles de patate est ETALE DU VOISIN et semble exister dans les modalités, prière de prendre attache avec le QG pour plus d'explication afin de la classer bien.  La dernière fois que vous avez acheté Niébé/Haricots secs est PRODUIT PAR LE MENAGE et semble exister dans les modalités, prière de prendre attache avec le QG pour plus d'explication afin de la classer bien. Attention ! Le prix unitaire d'achat (50 Fcfa) de Cube alimentaire (Maggi, Jumbo, ) en Cube (Petit) est relativement élevé par rapport aux autres prix observés dans cette zone. Prière de corriger ou de confirmer avec le QG. Attention ! Le prix unitaire d'achat (500 Fcfa) de Feuilles de Epinar en Tas (Moyen) est relativement élevé par rapport aux autres prix observés dans cette zone. Prière de corriger ou de confirmer avec le QG. Avertissement!!! Le ménage a consommé 7 Paquet Petit de Thé en sachet, cette quantité semble anormale pour une consommation des 7 derniers jours.Prière de corriger ou de confirmer avec le QG. Incohérence!! Dans ce ménage, chaque individus consomme par jour 41.69629 Kg  de cereale; Prière de revoir les quantités prises de ces produits. Incohérence!! Dans ce ménage, chaque individus consomme par jour 41.69629 Kg  de cereale; Prière de revoir les quantités prises de ces produits. Le prix d'achat unitaire (180 Fcfa) de Pomme de terre en Kg de taille  taille unique  est très faible, prière de regarder les reponses prises dans les questions s07bq07a s07bq07b s07bq07c s07bq08 pour mieux corriger. Attention ! Le prix unitaire d'achat (180 Fcfa) de Pomme de terre en Kg (taille unique) est relativement faible par rapport aux autres prix observés dans cette zone. Prière de corriger ou de confirmer avec le QG.</w:t>
+        <w:t>- La dernière fois que vous avez acheté Arachides pilées est PRODUIT PAR LE MENAGE et semble exister dans les modalités, prière de prendre attache avec le QG pour plus d'explication afin de la classer bien.  La dernière fois que vous avez acheté Feuilles de patate est ETALE DU VOISIN et semble exister dans les modalités, prière de prendre attache avec le QG pour plus d'explication afin de la classer bien.  La dernière fois que vous avez acheté Niébé/Haricots secs est PRODUIT PAR LE MENAGE et semble exister dans les modalités, prière de prendre attache avec le QG pour plus d'explication afin de la classer bien. Attention ! Le prix unitaire d'achat (100 Fcfa) de Café en poudre soluble en Sachets industriel (Petit) est relativement élevé par rapport aux autres prix observés dans cette zone. Prière de corriger ou de confirmer avec le QG. Attention ! Le prix unitaire d'achat (100 Fcfa) de Poireau en Tas (Petit) est relativement élevé par rapport aux autres prix observés dans cette zone. Prière de corriger ou de confirmer avec le QG. Attention ! Le prix unitaire d'achat (250 Fcfa) de Carotte en Morceau (Portion) (Petit) est relativement élevé par rapport aux autres prix observés dans cette zone. Prière de corriger ou de confirmer avec le QG. Attention ! Le prix unitaire d'achat (50 Fcfa) de Cube alimentaire (Maggi, Jumbo, ) en Cube (Petit) est relativement élevé par rapport aux autres prix observés dans cette zone. Prière de corriger ou de confirmer avec le QG. Attention ! Le prix unitaire d'achat (500 Fcfa) de Feuilles de Epinar en Tas (Moyen) est relativement élevé par rapport aux autres prix observés dans cette zone. Prière de corriger ou de confirmer avec le QG. Avertissement!!! Le ménage a consommé 7 Paquet Petit de Thé en sachet, cette quantité semble anormale pour une consommation des 7 derniers jours.Prière de corriger ou de confirmer avec le QG. Incohérence!! Dans ce ménage, chaque individus consomme par jour 81.21772 Kg  de cereale; Prière de revoir les quantités prises de ces produits. Incohérence!! Dans ce ménage, chaque individus consomme par jour 81.21772 Kg  de cereale; Prière de revoir les quantités prises de ces produits. Le prix d'achat unitaire (180 Fcfa) de Pomme de terre en Kg de taille  taille unique  est très faible, prière de regarder les reponses prises dans les questions s07bq07a s07bq07b s07bq07c s07bq08 pour mieux corriger. Attention ! Le prix unitaire d'achat (180 Fcfa) de Pomme de terre en Kg (taille unique) est relativement faible par rapport aux autres prix observés dans cette zone. Prière de corriger ou de confirmer avec le QG.</w:t>
       </w:r>
     </w:p>
     <w:p>
@@ -7550,7 +7573,7 @@
         <w:rPr>
           <w:sz w:val="20"/>
         </w:rPr>
-        <w:t>- La dernière fois que vous avez acheté Jus de fruits type 1 (orange, ananas, bissap, gingembre, jus de cajou, etc.) est CHEZ UN VOISIN et semble exister dans les modalités, prière de prendre attache avec le QG pour plus d'explication afin de la classer bien.  La dernière fois que vous avez acheté Noix de cola est CHEZ UN VOISIN et semble exister dans les modalités, prière de prendre attache avec le QG pour plus d'explication afin de la classer bien. Attention ! Le prix unitaire d'achat (75 Fcfa) de Moutarde en Sachets industriel (Petit) est relativement élevé par rapport aux autres prix observés dans cette zone. Prière de corriger ou de confirmer avec le QG. Avertissement!!! Le ménage a consommé 1 Paquet Grand de Thé en sachet, cette quantité semble anormale pour une consommation des 7 derniers jours.Prière de corriger ou de confirmer avec le QG. Avertissement!!!Le ménage a consommé 56 miche de Moyen de Pain traditionnel (Baguette)  ce qui semble incoherent pour une consommation aucours des 7 derniers jours, prière de verifier et corriger. Attention ! Le prix unitaire d'achat (125 Fcfa) de Pain traditionnel (Baguette) en miche (Moyen) est relativement élevé par rapport aux autres prix observés dans cette zone. Prière de corriger ou de confirmer avec le QG. Incohérence!! Dans ce ménage, chaque individus consomme par jour 11.24722 Kg  de cereale; Prière de revoir les quantités prises de ces produits. Incohérence!! Dans ce ménage, chaque individus consomme par jour 11.24722 Kg  de cereale; Prière de revoir les quantités prises de ces produits.</w:t>
+        <w:t>- La dernière fois que vous avez acheté Jus de fruits type 1 (orange, ananas, bissap, gingembre, jus de cajou, etc.) est CHEZ UN VOISIN et semble exister dans les modalités, prière de prendre attache avec le QG pour plus d'explication afin de la classer bien.  La dernière fois que vous avez acheté Noix de cola est CHEZ UN VOISIN et semble exister dans les modalités, prière de prendre attache avec le QG pour plus d'explication afin de la classer bien. Attention ! Le prix unitaire d'achat (100 Fcfa) de Piment séché en Sachets (Petit) est relativement élevé par rapport aux autres prix observés dans cette zone. Prière de corriger ou de confirmer avec le QG. Attention ! Le prix unitaire d'achat (75 Fcfa) de Moutarde en Sachets industriel (Petit) est relativement élevé par rapport aux autres prix observés dans cette zone. Prière de corriger ou de confirmer avec le QG. Avertissement!!! Le ménage a consommé 1 Paquet Grand de Thé en sachet, cette quantité semble anormale pour une consommation des 7 derniers jours.Prière de corriger ou de confirmer avec le QG. Avertissement!!!Le ménage a consommé 56 miche de Moyen de Pain traditionnel (Baguette)  ce qui semble incoherent pour une consommation aucours des 7 derniers jours, prière de verifier et corriger. Attention ! Le prix unitaire d'achat (125 Fcfa) de Pain traditionnel (Baguette) en miche (Moyen) est relativement élevé par rapport aux autres prix observés dans cette zone. Prière de corriger ou de confirmer avec le QG. Incohérence!! Dans ce ménage, chaque individus consomme par jour 20.71825 Kg  de cereale; Prière de revoir les quantités prises de ces produits. Incohérence!! Dans ce ménage, chaque individus consomme par jour 20.71825 Kg  de cereale; Prière de revoir les quantités prises de ces produits.</w:t>
       </w:r>
     </w:p>
     <w:p>
@@ -8228,7 +8251,7 @@
         <w:rPr>
           <w:sz w:val="20"/>
         </w:rPr>
-        <w:t>- Attention ! Le prix unitaire d'achat (125 Fcfa) de Pain traditionnel (Baguette) en miche (Petit) est relativement élevé par rapport aux autres prix observés dans cette zone. Prière de corriger ou de confirmer avec le QG. Attention ! Le prix unitaire d'achat (150 Fcfa) de Carotte en Pièce (Petit) est relativement élevé par rapport aux autres prix observés dans cette zone. Prière de corriger ou de confirmer avec le QG. Avertissement!! La quantité (4 litre) du produit Huile de palme brute consommée  par le ménage semble très élevé, prière de corriger ou confirmer avec le QG. Avertissement!!! Le ménage a consommé 1 Bidon 20l taille unique de Huile de soja , cette quantité semble anormale pour une consommation des 7 derniers jours, prière de verifier et corriger. Avertissement!!! Le ménage a consommé 28 Sachets industriel Petit de Jambon, cette quantité semble anormale pour une consommation des 7 derniers jours.Prière de corriger ou de confirmer avec le QG. Avertissement!!! Le ménage a consommé 7 Paquet Petit de Thé en sachet, cette quantité semble anormale pour une consommation des 7 derniers jours.Prière de corriger ou de confirmer avec le QG. Avertissement!! le prix unitaire (100 Fcfa) de Thé en sachet (unité: Paquet) de taille Petit est très faible ou élevé. Prière de corriger ou de confirmer avec le QG. Difficile de consommer le Sel en Sachets industriel Moyen prière de verifier. Incohérence!! Dans ce ménage, chaque individus consomme par jour 13.80454 Kg  de cereale; Prière de revoir les quantités prises de ces produits. Incohérence!! Dans ce ménage, chaque individus consomme par jour 13.80454 Kg  de cereale; Prière de revoir les quantités prises de ces produits. Le prix d'achat unitaire (200 Fcfa) de Maïs en grain en Kg de taille  taille unique  est très faible, prière de regarder les reponses prises dans les questions s07bq07a s07bq07b s07bq07c s07bq08 pour mieux corriger. Le ménage a consommé 1 Sac (25 Kg) taille unique de Mil, cette quantité semble anormale pour une consommation des 7 derniers jours. prière de verifier et corriger ou confirmer avec le QG.</w:t>
+        <w:t>- Attention ! Le prix unitaire d'achat (100 Fcfa) de Poireau en Tas (Petit) est relativement élevé par rapport aux autres prix observés dans cette zone. Prière de corriger ou de confirmer avec le QG. Attention ! Le prix unitaire d'achat (125 Fcfa) de Pain traditionnel (Baguette) en miche (Petit) est relativement élevé par rapport aux autres prix observés dans cette zone. Prière de corriger ou de confirmer avec le QG. Attention ! Le prix unitaire d'achat (150 Fcfa) de Carotte en Pièce (Petit) est relativement élevé par rapport aux autres prix observés dans cette zone. Prière de corriger ou de confirmer avec le QG. Attention ! Le prix unitaire d'achat (300 Fcfa) de Autres légumes en feuilles en Sachets (Moyen) est relativement faible par rapport aux autres prix observés dans cette zone. Prière de corriger ou de confirmer avec le QG. Attention ! Le prix unitaire d'achat (500 Fcfa) de Poivre en Sachets (Moyen) est relativement élevé par rapport aux autres prix observés dans cette zone. Prière de corriger ou de confirmer avec le QG. Avertissement!! La quantité (4 litre) du produit Huile de palme brute consommée  par le ménage semble très élevé, prière de corriger ou confirmer avec le QG. Avertissement!!! Le ménage a consommé 1 Bidon 20l taille unique de Huile de soja , cette quantité semble anormale pour une consommation des 7 derniers jours, prière de verifier et corriger. Avertissement!!! Le ménage a consommé 28 Sachets industriel Petit de Jambon, cette quantité semble anormale pour une consommation des 7 derniers jours.Prière de corriger ou de confirmer avec le QG. Avertissement!!! Le ménage a consommé 7 Paquet Petit de Thé en sachet, cette quantité semble anormale pour une consommation des 7 derniers jours.Prière de corriger ou de confirmer avec le QG. Avertissement!! le prix unitaire (100 Fcfa) de Thé en sachet (unité: Paquet) de taille Petit est très faible ou élevé. Prière de corriger ou de confirmer avec le QG. Difficile de consommer le Sel en Sachets industriel Moyen prière de verifier. Incohérence!! Dans ce ménage, chaque individus consomme par jour 35.56605 Kg  de cereale; Prière de revoir les quantités prises de ces produits. Incohérence!! Dans ce ménage, chaque individus consomme par jour 35.56605 Kg  de cereale; Prière de revoir les quantités prises de ces produits. Le prix d'achat unitaire (200 Fcfa) de Maïs en grain en Kg de taille  taille unique  est très faible, prière de regarder les reponses prises dans les questions s07bq07a s07bq07b s07bq07c s07bq08 pour mieux corriger. Le ménage a consommé 1 Sac (25 Kg) taille unique de Mil, cette quantité semble anormale pour une consommation des 7 derniers jours. prière de verifier et corriger ou confirmer avec le QG.</w:t>
       </w:r>
     </w:p>
     <w:p>
@@ -8828,7 +8851,7 @@
         <w:rPr>
           <w:sz w:val="20"/>
         </w:rPr>
-        <w:t>- Attention ! Le prix unitaire d'achat (100 Fcfa) de Patate douce en Morceau (Portion) (Petit) est relativement élevé par rapport aux autres prix observés dans cette zone. Prière de corriger ou de confirmer avec le QG. Attention ! Le prix unitaire d'achat (1000 Fcfa) de Lait en poudre en Kg (taille unique) est relativement faible par rapport aux autres prix observés dans cette zone. Prière de corriger ou de confirmer avec le QG. Attention ! Le prix unitaire d'achat (125 Fcfa) de Pain traditionnel (Baguette) en miche (Moyen) est relativement élevé par rapport aux autres prix observés dans cette zone. Prière de corriger ou de confirmer avec le QG. Attention ! Le prix unitaire d'achat (8.333333 Fcfa) de Ail en Gousse (Petit) est relativement faible par rapport aux autres prix observés dans cette zone. Prière de corriger ou de confirmer avec le QG.</w:t>
+        <w:t>- Attention ! Le prix unitaire d'achat (1000 Fcfa) de Lait en poudre en Kg (taille unique) est relativement faible par rapport aux autres prix observés dans cette zone. Prière de corriger ou de confirmer avec le QG. Attention ! Le prix unitaire d'achat (125 Fcfa) de Pain traditionnel (Baguette) en miche (Moyen) est relativement élevé par rapport aux autres prix observés dans cette zone. Prière de corriger ou de confirmer avec le QG. Attention ! Le prix unitaire d'achat (50 Fcfa) de Café en poudre soluble en Sachets (Tres petit) est relativement élevé par rapport aux autres prix observés dans cette zone. Prière de corriger ou de confirmer avec le QG. Attention ! Le prix unitaire d'achat (8.333333 Fcfa) de Ail en Gousse (Petit) est relativement faible par rapport aux autres prix observés dans cette zone. Prière de corriger ou de confirmer avec le QG.</w:t>
       </w:r>
     </w:p>
     <w:p>
@@ -8933,6 +8956,8 @@
         <w:rPr>
           <w:sz w:val="20"/>
         </w:rPr>
+        <w:t xml:space="preserve">- Attention ! Téléphone portable a été achété à 150000 Fcfa est relativement élevé par rapport aux autres prix d'achat observés dans cette zone. Prière de corriger ou de confirmer avec le QG. </w:t>
+        <w:br/>
         <w:t xml:space="preserve">- Le prix d'achat de l'article  Appareil TV ne doit pas être égal 0 même si le ménage l'a reçu en cadeau prière de leurs aider à faire une estimations. Le prix de revente de l'article  Appareil TV ne doit pas être égal 0 même si le ménage l'a reçu en cadeau prière de leurs aider à faire une estimations. </w:t>
         <w:br/>
         <w:t xml:space="preserve">- Le prix d'achat de l'article  Armoires et autres meubles ne doit pas être égal 0 même si le ménage l'a reçu en cadeau prière de leurs aider à faire une estimations. Le prix de revente de l'article  Armoires et autres meubles ne doit pas être égal 0 même si le ménage l'a reçu en cadeau prière de leurs aider à faire une estimations. </w:t>
